--- a/downloads/teacher/05 Materials/Unit 02/Handouts/Handout 02.09 - Budget Builder and Scenario Cards.docx
+++ b/downloads/teacher/05 Materials/Unit 02/Handouts/Handout 02.09 - Budget Builder and Scenario Cards.docx
@@ -1108,7 +1108,7 @@
         <w:pStyle w:val="FirstParagraph"/>
       </w:pPr>
       <w:r>
-        <w:t xml:space="preserve">All prices are Long Island prices for 2026 and marked [update]. Every person on these cards is made up.</w:t>
+        <w:t xml:space="preserve">All prices are Long Island prices for 2026 and to be refreshed before teaching. Every person on these cards is made up.</w:t>
       </w:r>
     </w:p>
     <w:p>
@@ -1167,16 +1167,7 @@
         <w:t xml:space="preserve"> </w:t>
       </w:r>
       <w:r>
-        <w:t xml:space="preserve">share of the family streaming plan, $5</w:t>
-      </w:r>
-      <w:r>
-        <w:t xml:space="preserve"> </w:t>
-      </w:r>
-      <w:r>
-        <w:rPr>
-          <w:rStyle w:val="TeacherNote"/>
-        </w:rPr>
-        <w:t xml:space="preserve">[update]; school lunch account refill, $35 [update].</w:t>
+        <w:t xml:space="preserve">share of the family streaming plan, $5; school lunch account refill, $35.</w:t>
       </w:r>
     </w:p>
     <w:p>
@@ -1193,22 +1184,7 @@
         <w:t xml:space="preserve"> </w:t>
       </w:r>
       <w:r>
-        <w:t xml:space="preserve">pizza slice with friends on Fridays, $4 each, four Fridays</w:t>
-      </w:r>
-      <w:r>
-        <w:t xml:space="preserve"> </w:t>
-      </w:r>
-      <w:r>
-        <w:rPr>
-          <w:rStyle w:val="TeacherNote"/>
-        </w:rPr>
-        <w:t xml:space="preserve">[update]; bubble tea, $7 [update],</w:t>
-      </w:r>
-      <w:r>
-        <w:t xml:space="preserve"> </w:t>
-      </w:r>
-      <w:r>
-        <w:t xml:space="preserve">about twice a month; a game skin or app, $10; a gift for his sister’s birthday this month, $20; snacks from the deli, $3 a day on days he forgets lunch, about five days [update].</w:t>
+        <w:t xml:space="preserve">pizza slice with friends on Fridays, $4 each, four Fridays; bubble tea, $7, about twice a month; a game skin or app, $10; a gift for his sister’s birthday this month, $20; snacks from the deli, $3 a day on days he forgets lunch, about five days.</w:t>
       </w:r>
     </w:p>
     <w:p>
@@ -1225,7 +1201,7 @@
         <w:t xml:space="preserve"> </w:t>
       </w:r>
       <w:r>
-        <w:t xml:space="preserve">a concert ticket, $120 [update], in four months.</w:t>
+        <w:t xml:space="preserve">a concert ticket, $120, in four months.</w:t>
       </w:r>
     </w:p>
     <w:p>
@@ -1252,7 +1228,7 @@
         <w:t xml:space="preserve"> </w:t>
       </w:r>
       <w:r>
-        <w:t xml:space="preserve">cashier at a supermarket, 12 hours a week at $17.00 an hour [update]. Gross $204 a week. About 17 percent comes out in deductions.</w:t>
+        <w:t xml:space="preserve">cashier at a supermarket, 12 hours a week at $17.00 an hour. Gross $204 a week. About 17 percent comes out in deductions.</w:t>
       </w:r>
       <w:r>
         <w:t xml:space="preserve"> </w:t>
@@ -1284,31 +1260,7 @@
         <w:t xml:space="preserve"> </w:t>
       </w:r>
       <w:r>
-        <w:t xml:space="preserve">phone plan, $35</w:t>
-      </w:r>
-      <w:r>
-        <w:t xml:space="preserve"> </w:t>
-      </w:r>
-      <w:r>
-        <w:rPr>
-          <w:rStyle w:val="TeacherNote"/>
-        </w:rPr>
-        <w:t xml:space="preserve">[update]; monthly bus pass, $60 [update];</w:t>
-      </w:r>
-      <w:r>
-        <w:t xml:space="preserve"> </w:t>
-      </w:r>
-      <w:r>
-        <w:t xml:space="preserve">gym membership, $30</w:t>
-      </w:r>
-      <w:r>
-        <w:t xml:space="preserve"> </w:t>
-      </w:r>
-      <w:r>
-        <w:rPr>
-          <w:rStyle w:val="TeacherNote"/>
-        </w:rPr>
-        <w:t xml:space="preserve">[update]; a music subscription, $12 [update].</w:t>
+        <w:t xml:space="preserve">phone plan, $35; monthly bus pass, $60; gym membership, $30; a music subscription, $12.</w:t>
       </w:r>
     </w:p>
     <w:p>
@@ -1325,22 +1277,7 @@
         <w:t xml:space="preserve"> </w:t>
       </w:r>
       <w:r>
-        <w:t xml:space="preserve">food out with friends, $80; clothes, $60; ride share when the bus does not run late, $15 a ride, about four rides</w:t>
-      </w:r>
-      <w:r>
-        <w:t xml:space="preserve"> </w:t>
-      </w:r>
-      <w:r>
-        <w:rPr>
-          <w:rStyle w:val="TeacherNote"/>
-        </w:rPr>
-        <w:t xml:space="preserve">[update]; movies, $17 a ticket, twice [update];</w:t>
-      </w:r>
-      <w:r>
-        <w:t xml:space="preserve"> </w:t>
-      </w:r>
-      <w:r>
-        <w:t xml:space="preserve">skin care and hair, $40; gifts, $20.</w:t>
+        <w:t xml:space="preserve">food out with friends, $80; clothes, $60; ride share when the bus does not run late, $15 a ride, about four rides; movies, $17 a ticket, twice; skin care and hair, $40; gifts, $20.</w:t>
       </w:r>
     </w:p>
     <w:p>
@@ -1410,22 +1347,7 @@
         <w:t xml:space="preserve"> </w:t>
       </w:r>
       <w:r>
-        <w:t xml:space="preserve">phone plan, $35</w:t>
-      </w:r>
-      <w:r>
-        <w:t xml:space="preserve"> </w:t>
-      </w:r>
-      <w:r>
-        <w:rPr>
-          <w:rStyle w:val="TeacherNote"/>
-        </w:rPr>
-        <w:t xml:space="preserve">[update]; robotics club dues, $20 a month [update];</w:t>
-      </w:r>
-      <w:r>
-        <w:t xml:space="preserve"> </w:t>
-      </w:r>
-      <w:r>
-        <w:t xml:space="preserve">school lunch account refill, $35 [update].</w:t>
+        <w:t xml:space="preserve">phone plan, $35; robotics club dues, $20 a month; school lunch account refill, $35.</w:t>
       </w:r>
     </w:p>
     <w:p>
@@ -1442,22 +1364,7 @@
         <w:t xml:space="preserve"> </w:t>
       </w:r>
       <w:r>
-        <w:t xml:space="preserve">food out, $40; a new pair of sneakers this month, $90</w:t>
-      </w:r>
-      <w:r>
-        <w:t xml:space="preserve"> </w:t>
-      </w:r>
-      <w:r>
-        <w:rPr>
-          <w:rStyle w:val="TeacherNote"/>
-        </w:rPr>
-        <w:t xml:space="preserve">[update]; movies, $17, once [update];</w:t>
-      </w:r>
-      <w:r>
-        <w:t xml:space="preserve"> </w:t>
-      </w:r>
-      <w:r>
-        <w:t xml:space="preserve">art supplies, $25; a gift, $15; bubble tea, $7, three times [update].</w:t>
+        <w:t xml:space="preserve">food out, $40; a new pair of sneakers this month, $90; movies, $17, once; art supplies, $25; a gift, $15; bubble tea, $7, three times.</w:t>
       </w:r>
     </w:p>
     <w:p>
@@ -1474,7 +1381,7 @@
         <w:t xml:space="preserve"> </w:t>
       </w:r>
       <w:r>
-        <w:t xml:space="preserve">a laptop for high school, $350 [update], by June (ten months).</w:t>
+        <w:t xml:space="preserve">a laptop for high school, $350, by June (ten months).</w:t>
       </w:r>
     </w:p>
     <w:p>
@@ -1501,7 +1408,7 @@
         <w:t xml:space="preserve"> </w:t>
       </w:r>
       <w:r>
-        <w:t xml:space="preserve">babysitting for a neighbor, $15 an hour [update], about eight hours a month ($120), plus birthday and holiday money that averages $20 a month.</w:t>
+        <w:t xml:space="preserve">babysitting for a neighbor, $15 an hour, about eight hours a month ($120), plus birthday and holiday money that averages $20 a month.</w:t>
       </w:r>
       <w:r>
         <w:t xml:space="preserve"> </w:t>
@@ -1527,22 +1434,7 @@
         <w:t xml:space="preserve"> </w:t>
       </w:r>
       <w:r>
-        <w:t xml:space="preserve">phone plan, $35 (a family rule: he pays his own line)</w:t>
-      </w:r>
-      <w:r>
-        <w:t xml:space="preserve"> </w:t>
-      </w:r>
-      <w:r>
-        <w:rPr>
-          <w:rStyle w:val="TeacherNote"/>
-        </w:rPr>
-        <w:t xml:space="preserve">[update]; school lunch account refill, $35 [update];</w:t>
-      </w:r>
-      <w:r>
-        <w:t xml:space="preserve"> </w:t>
-      </w:r>
-      <w:r>
-        <w:t xml:space="preserve">a game subscription, $10 [update].</w:t>
+        <w:t xml:space="preserve">phone plan, $35 (a family rule: he pays his own line); school lunch account refill, $35; a game subscription, $10.</w:t>
       </w:r>
     </w:p>
     <w:p>
@@ -1559,37 +1451,7 @@
         <w:t xml:space="preserve"> </w:t>
       </w:r>
       <w:r>
-        <w:t xml:space="preserve">snacks, $3 a day, about ten days</w:t>
-      </w:r>
-      <w:r>
-        <w:t xml:space="preserve"> </w:t>
-      </w:r>
-      <w:r>
-        <w:rPr>
-          <w:rStyle w:val="TeacherNote"/>
-        </w:rPr>
-        <w:t xml:space="preserve">[update]; a game on release day, $70 [update];</w:t>
-      </w:r>
-      <w:r>
-        <w:t xml:space="preserve"> </w:t>
-      </w:r>
-      <w:r>
-        <w:t xml:space="preserve">pizza Fridays, $4, four times</w:t>
-      </w:r>
-      <w:r>
-        <w:t xml:space="preserve"> </w:t>
-      </w:r>
-      <w:r>
-        <w:rPr>
-          <w:rStyle w:val="TeacherNote"/>
-        </w:rPr>
-        <w:t xml:space="preserve">[update]; a haircut, $25 [update];</w:t>
-      </w:r>
-      <w:r>
-        <w:t xml:space="preserve"> </w:t>
-      </w:r>
-      <w:r>
-        <w:t xml:space="preserve">a gift, $15.</w:t>
+        <w:t xml:space="preserve">snacks, $3 a day, about ten days; a game on release day, $70; pizza Fridays, $4, four times; a haircut, $25; a gift, $15.</w:t>
       </w:r>
     </w:p>
     <w:p>
@@ -1606,7 +1468,7 @@
         <w:t xml:space="preserve"> </w:t>
       </w:r>
       <w:r>
-        <w:t xml:space="preserve">a week of sports camp, $300 [update], in six months.</w:t>
+        <w:t xml:space="preserve">a week of sports camp, $300, in six months.</w:t>
       </w:r>
     </w:p>
     <w:p>
@@ -3101,7 +2963,7 @@
         <w:t xml:space="preserve"> </w:t>
       </w:r>
       <w:r>
-        <w:t xml:space="preserve">budget either delays the sneakers, saves for them across two months ($45 this month, $45 next), or buys a $40 pair. Percents with sneakers cut to $45 and bubble tea to $7: needs 38, wants about 48, savings 15. The stretch conversation: the savings percent is under the guide, but the goal is met; is the guide or the goal in charge?</w:t>
+        <w:t xml:space="preserve">budget either delays the sneakers, saves for them across two months ($45 this month, $45 next), or buys a $40 pair. Percents with sneakers cut to $45, bubble tea to $7, and the other wants trimmed until the variable total is $115: needs 38, wants about 48, savings 15. The stretch conversation: the savings percent is under the guide, but the goal is met; is the guide or the goal in charge?</w:t>
       </w:r>
     </w:p>
     <w:p>
